--- a/modeling/결과 및 디벨롭.docx
+++ b/modeling/결과 및 디벨롭.docx
@@ -1,6 +1,6 @@
 
 <file path=word/document.xml><?xml version="1.0" encoding="utf-8"?>
-<w:document xmlns:wpc="http://schemas.microsoft.com/office/word/2010/wordprocessingCanvas" xmlns:cx="http://schemas.microsoft.com/office/drawing/2014/chartex" xmlns:cx1="http://schemas.microsoft.com/office/drawing/2015/9/8/chartex" xmlns:cx2="http://schemas.microsoft.com/office/drawing/2015/10/21/chartex" xmlns:cx3="http://schemas.microsoft.com/office/drawing/2016/5/9/chartex" xmlns:cx4="http://schemas.microsoft.com/office/drawing/2016/5/10/chartex" xmlns:cx5="http://schemas.microsoft.com/office/drawing/2016/5/11/chartex" xmlns:cx6="http://schemas.microsoft.com/office/drawing/2016/5/12/chartex" xmlns:cx7="http://schemas.microsoft.com/office/drawing/2016/5/13/chartex" xmlns:cx8="http://schemas.microsoft.com/office/drawing/2016/5/14/chartex" xmlns:mc="http://schemas.openxmlformats.org/markup-compatibility/2006" xmlns:aink="http://schemas.microsoft.com/office/drawing/2016/ink" xmlns:am3d="http://schemas.microsoft.com/office/drawing/2017/model3d" xmlns:o="urn:schemas-microsoft-com:office:office" xmlns:oel="http://schemas.microsoft.com/office/2019/extlst" xmlns:r="http://schemas.openxmlformats.org/officeDocument/2006/relationships" xmlns:m="http://schemas.openxmlformats.org/officeDocument/2006/math" xmlns:v="urn:schemas-microsoft-com:vml" xmlns:wp14="http://schemas.microsoft.com/office/word/2010/wordprocessingDrawing" xmlns:wp="http://schemas.openxmlformats.org/drawingml/2006/wordprocessingDrawing" xmlns:w10="urn:schemas-microsoft-com:office:word" xmlns:w="http://schemas.openxmlformats.org/wordprocessingml/2006/main" xmlns:w14="http://schemas.microsoft.com/office/word/2010/wordml" xmlns:w15="http://schemas.microsoft.com/office/word/2012/wordml" xmlns:w16cex="http://schemas.microsoft.com/office/word/2018/wordml/cex" xmlns:w16cid="http://schemas.microsoft.com/office/word/2016/wordml/cid" xmlns:w16="http://schemas.microsoft.com/office/word/2018/wordml" xmlns:w16du="http://schemas.microsoft.com/office/word/2023/wordml/word16du" xmlns:w16sdtdh="http://schemas.microsoft.com/office/word/2020/wordml/sdtdatahash" xmlns:w16sdtfl="http://schemas.microsoft.com/office/word/2024/wordml/sdtformatlock" xmlns:w16se="http://schemas.microsoft.com/office/word/2015/wordml/symex" xmlns:wpg="http://schemas.microsoft.com/office/word/2010/wordprocessingGroup" xmlns:wpi="http://schemas.microsoft.com/office/word/2010/wordprocessingInk" xmlns:wne="http://schemas.microsoft.com/office/word/2006/wordml" xmlns:wps="http://schemas.microsoft.com/office/word/2010/wordprocessingShape" mc:Ignorable="w14 w15 w16se w16cid w16 w16cex w16sdtdh w16sdtfl w16du wp14">
+<w:document xmlns:wpc="http://schemas.microsoft.com/office/word/2010/wordprocessingCanvas" xmlns:cx="http://schemas.microsoft.com/office/drawing/2014/chartex" xmlns:cx1="http://schemas.microsoft.com/office/drawing/2015/9/8/chartex" xmlns:cx2="http://schemas.microsoft.com/office/drawing/2015/10/21/chartex" xmlns:cx3="http://schemas.microsoft.com/office/drawing/2016/5/9/chartex" xmlns:cx4="http://schemas.microsoft.com/office/drawing/2016/5/10/chartex" xmlns:cx5="http://schemas.microsoft.com/office/drawing/2016/5/11/chartex" xmlns:cx6="http://schemas.microsoft.com/office/drawing/2016/5/12/chartex" xmlns:cx7="http://schemas.microsoft.com/office/drawing/2016/5/13/chartex" xmlns:cx8="http://schemas.microsoft.com/office/drawing/2016/5/14/chartex" xmlns:mc="http://schemas.openxmlformats.org/markup-compatibility/2006" xmlns:aink="http://schemas.microsoft.com/office/drawing/2016/ink" xmlns:am3d="http://schemas.microsoft.com/office/drawing/2017/model3d" xmlns:o="urn:schemas-microsoft-com:office:office" xmlns:oel="http://schemas.microsoft.com/office/2019/extlst" xmlns:r="http://schemas.openxmlformats.org/officeDocument/2006/relationships" xmlns:m="http://schemas.openxmlformats.org/officeDocument/2006/math" xmlns:v="urn:schemas-microsoft-com:vml" xmlns:wp14="http://schemas.microsoft.com/office/word/2010/wordprocessingDrawing" xmlns:wp="http://schemas.openxmlformats.org/drawingml/2006/wordprocessingDrawing" xmlns:w10="urn:schemas-microsoft-com:office:word" xmlns:w="http://schemas.openxmlformats.org/wordprocessingml/2006/main" xmlns:w14="http://schemas.microsoft.com/office/word/2010/wordml" xmlns:w15="http://schemas.microsoft.com/office/word/2012/wordml" xmlns:w16cei="http://schemas.microsoft.com/office/word/2026/wordml/cei" xmlns:w16cex="http://schemas.microsoft.com/office/word/2018/wordml/cex" xmlns:w16cid="http://schemas.microsoft.com/office/word/2016/wordml/cid" xmlns:w16="http://schemas.microsoft.com/office/word/2018/wordml" xmlns:w16du="http://schemas.microsoft.com/office/word/2023/wordml/word16du" xmlns:w16sdtdh="http://schemas.microsoft.com/office/word/2020/wordml/sdtdatahash" xmlns:w16sdtfl="http://schemas.microsoft.com/office/word/2024/wordml/sdtformatlock" xmlns:w16se="http://schemas.microsoft.com/office/word/2015/wordml/symex" xmlns:wpg="http://schemas.microsoft.com/office/word/2010/wordprocessingGroup" xmlns:wpi="http://schemas.microsoft.com/office/word/2010/wordprocessingInk" xmlns:wne="http://schemas.microsoft.com/office/word/2006/wordml" xmlns:wps="http://schemas.microsoft.com/office/word/2010/wordprocessingShape" mc:Ignorable="w14 w15 w16se w16cid w16 w16cex w16sdtdh w16sdtfl w16du wp14">
   <w:body>
     <w:p>
       <w:pPr>
@@ -193,12 +193,6 @@
         <w:gridCol w:w="1780"/>
       </w:tblGrid>
       <w:tr>
-        <w:tblPrEx>
-          <w:tblCellMar>
-            <w:top w:w="0" w:type="dxa"/>
-            <w:bottom w:w="0" w:type="dxa"/>
-          </w:tblCellMar>
-        </w:tblPrEx>
         <w:trPr>
           <w:tblHeader/>
         </w:trPr>
@@ -344,12 +338,6 @@
         </w:tc>
       </w:tr>
       <w:tr>
-        <w:tblPrEx>
-          <w:tblCellMar>
-            <w:top w:w="0" w:type="dxa"/>
-            <w:bottom w:w="0" w:type="dxa"/>
-          </w:tblCellMar>
-        </w:tblPrEx>
         <w:tc>
           <w:tcPr>
             <w:tcW w:w="1400" w:type="dxa"/>
@@ -482,12 +470,6 @@
         </w:tc>
       </w:tr>
       <w:tr>
-        <w:tblPrEx>
-          <w:tblCellMar>
-            <w:top w:w="0" w:type="dxa"/>
-            <w:bottom w:w="0" w:type="dxa"/>
-          </w:tblCellMar>
-        </w:tblPrEx>
         <w:tc>
           <w:tcPr>
             <w:tcW w:w="1400" w:type="dxa"/>
@@ -891,9 +873,6 @@
       <w:pPr>
         <w:spacing w:before="200" w:after="80"/>
         <w:jc w:val="center"/>
-        <w:rPr>
-          <w:rFonts w:hint="eastAsia"/>
-        </w:rPr>
       </w:pPr>
     </w:p>
     <w:p>
@@ -1614,12 +1593,6 @@
         <w:gridCol w:w="1300"/>
       </w:tblGrid>
       <w:tr>
-        <w:tblPrEx>
-          <w:tblCellMar>
-            <w:top w:w="0" w:type="dxa"/>
-            <w:bottom w:w="0" w:type="dxa"/>
-          </w:tblCellMar>
-        </w:tblPrEx>
         <w:trPr>
           <w:tblHeader/>
         </w:trPr>
@@ -1767,12 +1740,6 @@
         </w:tc>
       </w:tr>
       <w:tr>
-        <w:tblPrEx>
-          <w:tblCellMar>
-            <w:top w:w="0" w:type="dxa"/>
-            <w:bottom w:w="0" w:type="dxa"/>
-          </w:tblCellMar>
-        </w:tblPrEx>
         <w:tc>
           <w:tcPr>
             <w:tcW w:w="900" w:type="dxa"/>
@@ -1914,12 +1881,6 @@
         </w:tc>
       </w:tr>
       <w:tr>
-        <w:tblPrEx>
-          <w:tblCellMar>
-            <w:top w:w="0" w:type="dxa"/>
-            <w:bottom w:w="0" w:type="dxa"/>
-          </w:tblCellMar>
-        </w:tblPrEx>
         <w:tc>
           <w:tcPr>
             <w:tcW w:w="900" w:type="dxa"/>
@@ -2046,12 +2007,6 @@
         </w:tc>
       </w:tr>
       <w:tr>
-        <w:tblPrEx>
-          <w:tblCellMar>
-            <w:top w:w="0" w:type="dxa"/>
-            <w:bottom w:w="0" w:type="dxa"/>
-          </w:tblCellMar>
-        </w:tblPrEx>
         <w:tc>
           <w:tcPr>
             <w:tcW w:w="900" w:type="dxa"/>
@@ -2210,12 +2165,6 @@
         </w:tc>
       </w:tr>
       <w:tr>
-        <w:tblPrEx>
-          <w:tblCellMar>
-            <w:top w:w="0" w:type="dxa"/>
-            <w:bottom w:w="0" w:type="dxa"/>
-          </w:tblCellMar>
-        </w:tblPrEx>
         <w:tc>
           <w:tcPr>
             <w:tcW w:w="900" w:type="dxa"/>
@@ -2649,12 +2598,6 @@
         <w:gridCol w:w="2400"/>
       </w:tblGrid>
       <w:tr>
-        <w:tblPrEx>
-          <w:tblCellMar>
-            <w:top w:w="0" w:type="dxa"/>
-            <w:bottom w:w="0" w:type="dxa"/>
-          </w:tblCellMar>
-        </w:tblPrEx>
         <w:trPr>
           <w:tblHeader/>
         </w:trPr>
@@ -2772,12 +2715,6 @@
         </w:tc>
       </w:tr>
       <w:tr>
-        <w:tblPrEx>
-          <w:tblCellMar>
-            <w:top w:w="0" w:type="dxa"/>
-            <w:bottom w:w="0" w:type="dxa"/>
-          </w:tblCellMar>
-        </w:tblPrEx>
         <w:tc>
           <w:tcPr>
             <w:tcW w:w="3638" w:type="dxa"/>
@@ -2879,12 +2816,6 @@
         </w:tc>
       </w:tr>
       <w:tr>
-        <w:tblPrEx>
-          <w:tblCellMar>
-            <w:top w:w="0" w:type="dxa"/>
-            <w:bottom w:w="0" w:type="dxa"/>
-          </w:tblCellMar>
-        </w:tblPrEx>
         <w:tc>
           <w:tcPr>
             <w:tcW w:w="3638" w:type="dxa"/>
@@ -3004,12 +2935,6 @@
         </w:tc>
       </w:tr>
       <w:tr>
-        <w:tblPrEx>
-          <w:tblCellMar>
-            <w:top w:w="0" w:type="dxa"/>
-            <w:bottom w:w="0" w:type="dxa"/>
-          </w:tblCellMar>
-        </w:tblPrEx>
         <w:tc>
           <w:tcPr>
             <w:tcW w:w="3638" w:type="dxa"/>
@@ -3119,12 +3044,6 @@
         </w:tc>
       </w:tr>
       <w:tr>
-        <w:tblPrEx>
-          <w:tblCellMar>
-            <w:top w:w="0" w:type="dxa"/>
-            <w:bottom w:w="0" w:type="dxa"/>
-          </w:tblCellMar>
-        </w:tblPrEx>
         <w:tc>
           <w:tcPr>
             <w:tcW w:w="3638" w:type="dxa"/>
@@ -3244,12 +3163,6 @@
         </w:tc>
       </w:tr>
       <w:tr>
-        <w:tblPrEx>
-          <w:tblCellMar>
-            <w:top w:w="0" w:type="dxa"/>
-            <w:bottom w:w="0" w:type="dxa"/>
-          </w:tblCellMar>
-        </w:tblPrEx>
         <w:tc>
           <w:tcPr>
             <w:tcW w:w="3638" w:type="dxa"/>
@@ -4481,6 +4394,499 @@
       </w:r>
     </w:p>
     <w:p/>
+    <w:p>
+      <w:pPr>
+        <w:pStyle w:val="1"/>
+        <w:spacing w:before="300" w:after="150"/>
+      </w:pPr>
+      <w:r>
+        <w:rPr>
+          <w:rFonts w:ascii="맑은 고딕" w:eastAsia="맑은 고딕" w:hAnsi="맑은 고딕" w:cs="맑은 고딕"/>
+          <w:b/>
+          <w:bCs/>
+          <w:color w:val="1F4E78"/>
+          <w:sz w:val="30"/>
+          <w:szCs w:val="30"/>
+        </w:rPr>
+        <w:t>6-2. 팀 내부 검토 의견에 대한 답변</w:t>
+      </w:r>
+    </w:p>
+    <w:p>
+      <w:pPr>
+        <w:spacing w:after="120"/>
+      </w:pPr>
+      <w:r>
+        <w:t xml:space="preserve">프로젝트 중간 단계에서 팀원이 별도로 정리한 ‘결과 및 </w:t>
+      </w:r>
+      <w:proofErr w:type="spellStart"/>
+      <w:r>
+        <w:t>디벨롭</w:t>
+      </w:r>
+      <w:proofErr w:type="spellEnd"/>
+      <w:r>
+        <w:t>’ 검토 문서에서 제시된 향후 개선 방향에 대해, 현재 시점 기준으로 아래와 같이 답한다.</w:t>
+      </w:r>
+    </w:p>
+    <w:p>
+      <w:pPr>
+        <w:pStyle w:val="2"/>
+        <w:spacing w:before="220" w:after="100"/>
+      </w:pPr>
+      <w:r>
+        <w:rPr>
+          <w:rFonts w:ascii="맑은 고딕" w:eastAsia="맑은 고딕" w:hAnsi="맑은 고딕" w:cs="맑은 고딕"/>
+          <w:b/>
+          <w:bCs/>
+          <w:color w:val="2E5C8A"/>
+          <w:sz w:val="23"/>
+          <w:szCs w:val="23"/>
+        </w:rPr>
+        <w:t>Target B(</w:t>
+      </w:r>
+      <w:proofErr w:type="spellStart"/>
+      <w:r>
+        <w:rPr>
+          <w:rFonts w:ascii="맑은 고딕" w:eastAsia="맑은 고딕" w:hAnsi="맑은 고딕" w:cs="맑은 고딕"/>
+          <w:b/>
+          <w:bCs/>
+          <w:color w:val="2E5C8A"/>
+          <w:sz w:val="23"/>
+          <w:szCs w:val="23"/>
+        </w:rPr>
+        <w:t>전환율</w:t>
+      </w:r>
+      <w:proofErr w:type="spellEnd"/>
+      <w:r>
+        <w:rPr>
+          <w:rFonts w:ascii="맑은 고딕" w:eastAsia="맑은 고딕" w:hAnsi="맑은 고딕" w:cs="맑은 고딕"/>
+          <w:b/>
+          <w:bCs/>
+          <w:color w:val="2E5C8A"/>
+          <w:sz w:val="23"/>
+          <w:szCs w:val="23"/>
+        </w:rPr>
+        <w:t>) 예측력 개선</w:t>
+      </w:r>
+    </w:p>
+    <w:p>
+      <w:pPr>
+        <w:spacing w:after="140"/>
+      </w:pPr>
+      <w:r>
+        <w:rPr>
+          <w:b/>
+          <w:bCs/>
+          <w:color w:val="2E5C8A"/>
+        </w:rPr>
+        <w:t xml:space="preserve">제안:  </w:t>
+      </w:r>
+      <w:r>
+        <w:t>텍스트 특성, 게시 요일·시간대, 이미지 유무, 카테고리별 개별 모델링 등 추가 피처 발굴 및 재검토.</w:t>
+      </w:r>
+    </w:p>
+    <w:p>
+      <w:pPr>
+        <w:spacing w:after="140"/>
+      </w:pPr>
+      <w:r>
+        <w:rPr>
+          <w:b/>
+          <w:bCs/>
+          <w:color w:val="2E5C8A"/>
+        </w:rPr>
+        <w:t xml:space="preserve">현황:  </w:t>
+      </w:r>
+      <w:r>
+        <w:t>제목·혜택·우대사항 텍스트를 반영한 피처와 기관 평판 피처를 추가하여 R²를 0.39에서 0.44로 개선하였다. 다만 이는 제안된 개선 방향의 일부만 반영한 것으로, 게시 요일·시간대나 이미지 유무, 업종별 개별 모델링은 시도하지 못하였다. 향후 과제로 유효하다.</w:t>
+      </w:r>
+    </w:p>
+    <w:p>
+      <w:pPr>
+        <w:pStyle w:val="2"/>
+        <w:spacing w:before="220" w:after="100"/>
+      </w:pPr>
+      <w:proofErr w:type="spellStart"/>
+      <w:r>
+        <w:rPr>
+          <w:rFonts w:ascii="맑은 고딕" w:eastAsia="맑은 고딕" w:hAnsi="맑은 고딕" w:cs="맑은 고딕"/>
+          <w:b/>
+          <w:bCs/>
+          <w:color w:val="2E5C8A"/>
+          <w:sz w:val="23"/>
+          <w:szCs w:val="23"/>
+        </w:rPr>
+        <w:t>임계값</w:t>
+      </w:r>
+      <w:proofErr w:type="spellEnd"/>
+      <w:r>
+        <w:rPr>
+          <w:rFonts w:ascii="맑은 고딕" w:eastAsia="맑은 고딕" w:hAnsi="맑은 고딕" w:cs="맑은 고딕"/>
+          <w:b/>
+          <w:bCs/>
+          <w:color w:val="2E5C8A"/>
+          <w:sz w:val="23"/>
+          <w:szCs w:val="23"/>
+        </w:rPr>
+        <w:t>(백분위) 선정 근거</w:t>
+      </w:r>
+    </w:p>
+    <w:p>
+      <w:pPr>
+        <w:spacing w:after="140"/>
+      </w:pPr>
+      <w:r>
+        <w:rPr>
+          <w:b/>
+          <w:bCs/>
+          <w:color w:val="2E5C8A"/>
+        </w:rPr>
+        <w:t xml:space="preserve">제안:  </w:t>
+      </w:r>
+      <w:r>
+        <w:t xml:space="preserve">표준오차 기반 신뢰구간을 활용해 통계적으로 유의미한 </w:t>
+      </w:r>
+      <w:proofErr w:type="spellStart"/>
+      <w:r>
+        <w:t>잔차만</w:t>
+      </w:r>
+      <w:proofErr w:type="spellEnd"/>
+      <w:r>
+        <w:t xml:space="preserve"> 분류.</w:t>
+      </w:r>
+    </w:p>
+    <w:p>
+      <w:pPr>
+        <w:spacing w:after="140"/>
+      </w:pPr>
+      <w:r>
+        <w:rPr>
+          <w:b/>
+          <w:bCs/>
+          <w:color w:val="2E5C8A"/>
+        </w:rPr>
+        <w:t xml:space="preserve">현황:  </w:t>
+      </w:r>
+      <w:r>
+        <w:t xml:space="preserve">본 프로젝트에서는 두 </w:t>
+      </w:r>
+      <w:proofErr w:type="spellStart"/>
+      <w:r>
+        <w:t>잔차</w:t>
+      </w:r>
+      <w:proofErr w:type="spellEnd"/>
+      <w:r>
+        <w:t xml:space="preserve"> 중 절댓값이 작은 쪽을 신뢰도 지표로 정의하고, 이를 표본 내 백분위(중앙값·상위 25%·상위 10%)로 </w:t>
+      </w:r>
+      <w:proofErr w:type="spellStart"/>
+      <w:r>
+        <w:t>등급화하는</w:t>
+      </w:r>
+      <w:proofErr w:type="spellEnd"/>
+      <w:r>
+        <w:t xml:space="preserve"> 방식을 채택하였다. 이는 임의의 원점 거리보다는 개선된 기준이나, 엄밀한 통계적 유의성 검정은 아니며 어디까지나 표본 내 상대적 순위에 기반한다는 한계가 있다. 통계적 유의성 검정 방식은 별도로 검토하였으나, 표본의 특성(두 </w:t>
+      </w:r>
+      <w:proofErr w:type="spellStart"/>
+      <w:r>
+        <w:t>잔차</w:t>
+      </w:r>
+      <w:proofErr w:type="spellEnd"/>
+      <w:r>
+        <w:t xml:space="preserve"> 간 상관관계 존재)을 고려할 때 단순 적용 시 지나치게 보수적인 결과가 나올 수 있어 최종안으로 채택하지 않았다.</w:t>
+      </w:r>
+    </w:p>
+    <w:p>
+      <w:pPr>
+        <w:pStyle w:val="2"/>
+        <w:spacing w:before="220" w:after="100"/>
+      </w:pPr>
+      <w:r>
+        <w:rPr>
+          <w:rFonts w:ascii="맑은 고딕" w:eastAsia="맑은 고딕" w:hAnsi="맑은 고딕" w:cs="맑은 고딕"/>
+          <w:b/>
+          <w:bCs/>
+          <w:color w:val="2E5C8A"/>
+          <w:sz w:val="23"/>
+          <w:szCs w:val="23"/>
+        </w:rPr>
+        <w:lastRenderedPageBreak/>
+        <w:t>사분면별 후속 액션 설계</w:t>
+      </w:r>
+    </w:p>
+    <w:p>
+      <w:pPr>
+        <w:spacing w:after="140"/>
+      </w:pPr>
+      <w:r>
+        <w:rPr>
+          <w:b/>
+          <w:bCs/>
+          <w:color w:val="2E5C8A"/>
+        </w:rPr>
+        <w:t xml:space="preserve">제안:  </w:t>
+      </w:r>
+      <w:r>
+        <w:t xml:space="preserve">숨은 </w:t>
+      </w:r>
+      <w:proofErr w:type="spellStart"/>
+      <w:r>
+        <w:t>꿀공고</w:t>
+      </w:r>
+      <w:proofErr w:type="spellEnd"/>
+      <w:r>
+        <w:t xml:space="preserve"> 노출 확대, </w:t>
+      </w:r>
+      <w:proofErr w:type="spellStart"/>
+      <w:r>
+        <w:t>낚시성</w:t>
+      </w:r>
+      <w:proofErr w:type="spellEnd"/>
+      <w:r>
+        <w:t xml:space="preserve"> 공고 </w:t>
+      </w:r>
+      <w:proofErr w:type="spellStart"/>
+      <w:r>
+        <w:t>어뷰징</w:t>
+      </w:r>
+      <w:proofErr w:type="spellEnd"/>
+      <w:r>
+        <w:t xml:space="preserve"> 점검 등 유형별 실무 대응 방안 마련.</w:t>
+      </w:r>
+    </w:p>
+    <w:p>
+      <w:pPr>
+        <w:spacing w:after="140"/>
+      </w:pPr>
+      <w:r>
+        <w:rPr>
+          <w:b/>
+          <w:bCs/>
+          <w:color w:val="2E5C8A"/>
+        </w:rPr>
+        <w:t xml:space="preserve">현황:  </w:t>
+      </w:r>
+      <w:r>
+        <w:t>본 프로젝트는 학습 목적의 토이 프로젝트로, 실제 서비스 적용을 위한 후속 액션 설계까지는 범위에 포함하지 않았다. 다만 유형 분류 자체가 이러한 활용을 염두에 둔 설계이므로, 실서비스 확장 시 우선적으로 고려할 방향으로 유효하다.</w:t>
+      </w:r>
+    </w:p>
+    <w:p>
+      <w:pPr>
+        <w:pStyle w:val="2"/>
+        <w:spacing w:before="220" w:after="100"/>
+      </w:pPr>
+      <w:r>
+        <w:rPr>
+          <w:rFonts w:ascii="맑은 고딕" w:eastAsia="맑은 고딕" w:hAnsi="맑은 고딕" w:cs="맑은 고딕"/>
+          <w:b/>
+          <w:bCs/>
+          <w:color w:val="2E5C8A"/>
+          <w:sz w:val="23"/>
+          <w:szCs w:val="23"/>
+        </w:rPr>
+        <w:t>검증 방법론 보강</w:t>
+      </w:r>
+    </w:p>
+    <w:p>
+      <w:pPr>
+        <w:spacing w:after="140"/>
+      </w:pPr>
+      <w:r>
+        <w:rPr>
+          <w:b/>
+          <w:bCs/>
+          <w:color w:val="2E5C8A"/>
+        </w:rPr>
+        <w:t xml:space="preserve">제안:  </w:t>
+      </w:r>
+      <w:r>
+        <w:t>성능 지표가 단일 test set 기준인지 k-fold 기준인지 명시, time-based split 검토.</w:t>
+      </w:r>
+    </w:p>
+    <w:p>
+      <w:pPr>
+        <w:spacing w:after="140"/>
+      </w:pPr>
+      <w:r>
+        <w:rPr>
+          <w:b/>
+          <w:bCs/>
+          <w:color w:val="2E5C8A"/>
+        </w:rPr>
+        <w:t xml:space="preserve">현황:  </w:t>
+      </w:r>
+      <w:proofErr w:type="spellStart"/>
+      <w:r>
+        <w:t>잔차</w:t>
+      </w:r>
+      <w:proofErr w:type="spellEnd"/>
+      <w:r>
+        <w:t xml:space="preserve"> 계산은 5-fold 교차검증으로 모델이 학습에 사용하지 않은 데이터에 대한 </w:t>
+      </w:r>
+      <w:proofErr w:type="spellStart"/>
+      <w:r>
+        <w:t>예측값을</w:t>
+      </w:r>
+      <w:proofErr w:type="spellEnd"/>
+      <w:r>
+        <w:t xml:space="preserve"> 사용하였다(4-3, 5-1절 참조). 다만 time-based split(예: 앞 시기로 학습하여 뒤 시기를 예측)은 시도하지 않았으며, 수집 데이터가 특정 계절성(학기·방학)을 포함하는 만큼 향후 검증할 가치가 있다.</w:t>
+      </w:r>
+    </w:p>
+    <w:p>
+      <w:pPr>
+        <w:pStyle w:val="2"/>
+        <w:spacing w:before="220" w:after="100"/>
+      </w:pPr>
+      <w:r>
+        <w:rPr>
+          <w:rFonts w:ascii="맑은 고딕" w:eastAsia="맑은 고딕" w:hAnsi="맑은 고딕" w:cs="맑은 고딕"/>
+          <w:b/>
+          <w:bCs/>
+          <w:color w:val="2E5C8A"/>
+          <w:sz w:val="23"/>
+          <w:szCs w:val="23"/>
+        </w:rPr>
+        <w:t xml:space="preserve">시각화 및 </w:t>
+      </w:r>
+      <w:proofErr w:type="spellStart"/>
+      <w:r>
+        <w:rPr>
+          <w:rFonts w:ascii="맑은 고딕" w:eastAsia="맑은 고딕" w:hAnsi="맑은 고딕" w:cs="맑은 고딕"/>
+          <w:b/>
+          <w:bCs/>
+          <w:color w:val="2E5C8A"/>
+          <w:sz w:val="23"/>
+          <w:szCs w:val="23"/>
+        </w:rPr>
+        <w:t>전달력</w:t>
+      </w:r>
+      <w:proofErr w:type="spellEnd"/>
+      <w:r>
+        <w:rPr>
+          <w:rFonts w:ascii="맑은 고딕" w:eastAsia="맑은 고딕" w:hAnsi="맑은 고딕" w:cs="맑은 고딕"/>
+          <w:b/>
+          <w:bCs/>
+          <w:color w:val="2E5C8A"/>
+          <w:sz w:val="23"/>
+          <w:szCs w:val="23"/>
+        </w:rPr>
+        <w:t xml:space="preserve"> 개선</w:t>
+      </w:r>
+    </w:p>
+    <w:p>
+      <w:pPr>
+        <w:spacing w:after="140"/>
+      </w:pPr>
+      <w:r>
+        <w:rPr>
+          <w:b/>
+          <w:bCs/>
+          <w:color w:val="2E5C8A"/>
+        </w:rPr>
+        <w:t xml:space="preserve">제안:  </w:t>
+      </w:r>
+      <w:r>
+        <w:t>기본 분류에서 정제 분류로 전환되는 과정의 시각적 전달, 대표 사례 라벨링을 통한 정성적 설득력 강화.</w:t>
+      </w:r>
+    </w:p>
+    <w:p>
+      <w:pPr>
+        <w:spacing w:after="140"/>
+      </w:pPr>
+      <w:r>
+        <w:rPr>
+          <w:b/>
+          <w:bCs/>
+          <w:color w:val="2E5C8A"/>
+        </w:rPr>
+        <w:t xml:space="preserve">현황:  </w:t>
+      </w:r>
+      <w:r>
+        <w:t>경계 부근(설득력 약함)과 등급 이상 구간을 색상으로 구분한 시각화와, 신뢰도 상위 사례를 표로 제시하는 방식으로 일부 반영하였다(5-2, 5-5절). 슬라이더·애니메이션 형태의 동적 시각화는 정적 보고서 형식의 한계로 구현하지 않았다.</w:t>
+      </w:r>
+    </w:p>
+    <w:p>
+      <w:pPr>
+        <w:pStyle w:val="2"/>
+        <w:spacing w:before="220" w:after="100"/>
+      </w:pPr>
+      <w:r>
+        <w:rPr>
+          <w:rFonts w:ascii="맑은 고딕" w:eastAsia="맑은 고딕" w:hAnsi="맑은 고딕" w:cs="맑은 고딕"/>
+          <w:b/>
+          <w:bCs/>
+          <w:color w:val="2E5C8A"/>
+          <w:sz w:val="23"/>
+          <w:szCs w:val="23"/>
+        </w:rPr>
+        <w:t>군집화 분석 범위</w:t>
+      </w:r>
+    </w:p>
+    <w:p>
+      <w:pPr>
+        <w:spacing w:after="140"/>
+      </w:pPr>
+      <w:r>
+        <w:rPr>
+          <w:b/>
+          <w:bCs/>
+          <w:color w:val="2E5C8A"/>
+        </w:rPr>
+        <w:t xml:space="preserve">검토:  </w:t>
+      </w:r>
+      <w:r>
+        <w:t xml:space="preserve">팀원이 별도로 진행한 K-means 분석은 전체 7,264건을 대상으로 한 반면, 본 보고서(5-3절)의 군집화는 신뢰도 등급 상위의 숨은 </w:t>
+      </w:r>
+      <w:proofErr w:type="spellStart"/>
+      <w:r>
+        <w:t>꿀공고</w:t>
+      </w:r>
+      <w:proofErr w:type="spellEnd"/>
+      <w:r>
+        <w:t xml:space="preserve">(537건)만을 대상으로 하였다. 두 분석은 ‘전체 공고의 유형’과 ‘저평가 공고 내 하위 유형’이라는 서로 다른 질문에 답하고 있어, 현재는 별개의 결과로 존재한다. 두 분석을 연결하려면 숨은 </w:t>
+      </w:r>
+      <w:proofErr w:type="spellStart"/>
+      <w:r>
+        <w:t>꿀공고</w:t>
+      </w:r>
+      <w:proofErr w:type="spellEnd"/>
+      <w:r>
+        <w:t xml:space="preserve"> 537건이 전체 대상 군집 중 어디에 속하는지 교차 분석하는 작업이 추가로 필요하며, 이는 후속 과제로 남긴다.</w:t>
+      </w:r>
+    </w:p>
+    <w:p>
+      <w:pPr>
+        <w:rPr>
+          <w:rFonts w:hint="eastAsia"/>
+        </w:rPr>
+      </w:pPr>
+    </w:p>
+    <w:p/>
+    <w:p/>
+    <w:p>
+      <w:pPr>
+        <w:rPr>
+          <w:rFonts w:hint="eastAsia"/>
+        </w:rPr>
+      </w:pPr>
+      <w:r>
+        <w:t xml:space="preserve">신뢰도 등급이 '매우 설득력 있음'(상위 10%)에 해당하는 숨은 </w:t>
+      </w:r>
+      <w:proofErr w:type="spellStart"/>
+      <w:r>
+        <w:t>꿀공고</w:t>
+      </w:r>
+      <w:proofErr w:type="spellEnd"/>
+      <w:r>
+        <w:t xml:space="preserve"> 53건 중 대표 사례 8건을 살펴보면, 소규모 </w:t>
+      </w:r>
+      <w:proofErr w:type="spellStart"/>
+      <w:r>
+        <w:t>스타트업부터</w:t>
+      </w:r>
+      <w:proofErr w:type="spellEnd"/>
+      <w:r>
+        <w:t xml:space="preserve"> 삼성생명·NH농협은행 같은 대기업·금융권까지 다양한 규모의 기관이 포함되어 있다는 점이 눈에 띈다. 이는 인지도가 높은 기관이라고 해서 모든 공고가 균일하게 관심을 받는 것은 아니며, 개별 공고 단위로는 조건 대비 저평가가 발생할 수 있음을 보여준다.</w:t>
+      </w:r>
+    </w:p>
     <w:sectPr>
       <w:headerReference w:type="default" r:id="rId11"/>
       <w:footerReference w:type="default" r:id="rId12"/>
@@ -4495,7 +4901,7 @@
 </file>
 
 <file path=word/endnotes.xml><?xml version="1.0" encoding="utf-8"?>
-<w:endnotes xmlns:wpc="http://schemas.microsoft.com/office/word/2010/wordprocessingCanvas" xmlns:cx="http://schemas.microsoft.com/office/drawing/2014/chartex" xmlns:cx1="http://schemas.microsoft.com/office/drawing/2015/9/8/chartex" xmlns:cx2="http://schemas.microsoft.com/office/drawing/2015/10/21/chartex" xmlns:cx3="http://schemas.microsoft.com/office/drawing/2016/5/9/chartex" xmlns:cx4="http://schemas.microsoft.com/office/drawing/2016/5/10/chartex" xmlns:cx5="http://schemas.microsoft.com/office/drawing/2016/5/11/chartex" xmlns:cx6="http://schemas.microsoft.com/office/drawing/2016/5/12/chartex" xmlns:cx7="http://schemas.microsoft.com/office/drawing/2016/5/13/chartex" xmlns:cx8="http://schemas.microsoft.com/office/drawing/2016/5/14/chartex" xmlns:mc="http://schemas.openxmlformats.org/markup-compatibility/2006" xmlns:aink="http://schemas.microsoft.com/office/drawing/2016/ink" xmlns:am3d="http://schemas.microsoft.com/office/drawing/2017/model3d" xmlns:o="urn:schemas-microsoft-com:office:office" xmlns:oel="http://schemas.microsoft.com/office/2019/extlst" xmlns:r="http://schemas.openxmlformats.org/officeDocument/2006/relationships" xmlns:m="http://schemas.openxmlformats.org/officeDocument/2006/math" xmlns:v="urn:schemas-microsoft-com:vml" xmlns:wp14="http://schemas.microsoft.com/office/word/2010/wordprocessingDrawing" xmlns:wp="http://schemas.openxmlformats.org/drawingml/2006/wordprocessingDrawing" xmlns:w10="urn:schemas-microsoft-com:office:word" xmlns:w="http://schemas.openxmlformats.org/wordprocessingml/2006/main" xmlns:w14="http://schemas.microsoft.com/office/word/2010/wordml" xmlns:w15="http://schemas.microsoft.com/office/word/2012/wordml" xmlns:w16cex="http://schemas.microsoft.com/office/word/2018/wordml/cex" xmlns:w16cid="http://schemas.microsoft.com/office/word/2016/wordml/cid" xmlns:w16="http://schemas.microsoft.com/office/word/2018/wordml" xmlns:w16du="http://schemas.microsoft.com/office/word/2023/wordml/word16du" xmlns:w16sdtdh="http://schemas.microsoft.com/office/word/2020/wordml/sdtdatahash" xmlns:w16sdtfl="http://schemas.microsoft.com/office/word/2024/wordml/sdtformatlock" xmlns:w16se="http://schemas.microsoft.com/office/word/2015/wordml/symex" xmlns:wpg="http://schemas.microsoft.com/office/word/2010/wordprocessingGroup" xmlns:wpi="http://schemas.microsoft.com/office/word/2010/wordprocessingInk" xmlns:wne="http://schemas.microsoft.com/office/word/2006/wordml" xmlns:wps="http://schemas.microsoft.com/office/word/2010/wordprocessingShape" mc:Ignorable="w14 w15 w16se w16cid w16 w16cex w16sdtdh w16sdtfl w16du wp14">
+<w:endnotes xmlns:wpc="http://schemas.microsoft.com/office/word/2010/wordprocessingCanvas" xmlns:cx="http://schemas.microsoft.com/office/drawing/2014/chartex" xmlns:cx1="http://schemas.microsoft.com/office/drawing/2015/9/8/chartex" xmlns:cx2="http://schemas.microsoft.com/office/drawing/2015/10/21/chartex" xmlns:cx3="http://schemas.microsoft.com/office/drawing/2016/5/9/chartex" xmlns:cx4="http://schemas.microsoft.com/office/drawing/2016/5/10/chartex" xmlns:cx5="http://schemas.microsoft.com/office/drawing/2016/5/11/chartex" xmlns:cx6="http://schemas.microsoft.com/office/drawing/2016/5/12/chartex" xmlns:cx7="http://schemas.microsoft.com/office/drawing/2016/5/13/chartex" xmlns:cx8="http://schemas.microsoft.com/office/drawing/2016/5/14/chartex" xmlns:mc="http://schemas.openxmlformats.org/markup-compatibility/2006" xmlns:aink="http://schemas.microsoft.com/office/drawing/2016/ink" xmlns:am3d="http://schemas.microsoft.com/office/drawing/2017/model3d" xmlns:o="urn:schemas-microsoft-com:office:office" xmlns:oel="http://schemas.microsoft.com/office/2019/extlst" xmlns:r="http://schemas.openxmlformats.org/officeDocument/2006/relationships" xmlns:m="http://schemas.openxmlformats.org/officeDocument/2006/math" xmlns:v="urn:schemas-microsoft-com:vml" xmlns:wp14="http://schemas.microsoft.com/office/word/2010/wordprocessingDrawing" xmlns:wp="http://schemas.openxmlformats.org/drawingml/2006/wordprocessingDrawing" xmlns:w10="urn:schemas-microsoft-com:office:word" xmlns:w="http://schemas.openxmlformats.org/wordprocessingml/2006/main" xmlns:w14="http://schemas.microsoft.com/office/word/2010/wordml" xmlns:w15="http://schemas.microsoft.com/office/word/2012/wordml" xmlns:w16cei="http://schemas.microsoft.com/office/word/2026/wordml/cei" xmlns:w16cex="http://schemas.microsoft.com/office/word/2018/wordml/cex" xmlns:w16cid="http://schemas.microsoft.com/office/word/2016/wordml/cid" xmlns:w16="http://schemas.microsoft.com/office/word/2018/wordml" xmlns:w16du="http://schemas.microsoft.com/office/word/2023/wordml/word16du" xmlns:w16sdtdh="http://schemas.microsoft.com/office/word/2020/wordml/sdtdatahash" xmlns:w16sdtfl="http://schemas.microsoft.com/office/word/2024/wordml/sdtformatlock" xmlns:w16se="http://schemas.microsoft.com/office/word/2015/wordml/symex" xmlns:wpg="http://schemas.microsoft.com/office/word/2010/wordprocessingGroup" xmlns:wpi="http://schemas.microsoft.com/office/word/2010/wordprocessingInk" xmlns:wne="http://schemas.microsoft.com/office/word/2006/wordml" xmlns:wps="http://schemas.microsoft.com/office/word/2010/wordprocessingShape" mc:Ignorable="w14 w15 w16se w16cid w16 w16cex w16sdtdh w16sdtfl w16du wp14">
   <w:endnote w:type="separator" w:id="-1">
     <w:p>
       <w:r>
@@ -4514,7 +4920,7 @@
 </file>
 
 <file path=word/footer1.xml><?xml version="1.0" encoding="utf-8"?>
-<w:ftr xmlns:wpc="http://schemas.microsoft.com/office/word/2010/wordprocessingCanvas" xmlns:cx="http://schemas.microsoft.com/office/drawing/2014/chartex" xmlns:cx1="http://schemas.microsoft.com/office/drawing/2015/9/8/chartex" xmlns:cx2="http://schemas.microsoft.com/office/drawing/2015/10/21/chartex" xmlns:cx3="http://schemas.microsoft.com/office/drawing/2016/5/9/chartex" xmlns:cx4="http://schemas.microsoft.com/office/drawing/2016/5/10/chartex" xmlns:cx5="http://schemas.microsoft.com/office/drawing/2016/5/11/chartex" xmlns:cx6="http://schemas.microsoft.com/office/drawing/2016/5/12/chartex" xmlns:cx7="http://schemas.microsoft.com/office/drawing/2016/5/13/chartex" xmlns:cx8="http://schemas.microsoft.com/office/drawing/2016/5/14/chartex" xmlns:mc="http://schemas.openxmlformats.org/markup-compatibility/2006" xmlns:aink="http://schemas.microsoft.com/office/drawing/2016/ink" xmlns:am3d="http://schemas.microsoft.com/office/drawing/2017/model3d" xmlns:o="urn:schemas-microsoft-com:office:office" xmlns:oel="http://schemas.microsoft.com/office/2019/extlst" xmlns:r="http://schemas.openxmlformats.org/officeDocument/2006/relationships" xmlns:m="http://schemas.openxmlformats.org/officeDocument/2006/math" xmlns:v="urn:schemas-microsoft-com:vml" xmlns:wp14="http://schemas.microsoft.com/office/word/2010/wordprocessingDrawing" xmlns:wp="http://schemas.openxmlformats.org/drawingml/2006/wordprocessingDrawing" xmlns:w10="urn:schemas-microsoft-com:office:word" xmlns:w="http://schemas.openxmlformats.org/wordprocessingml/2006/main" xmlns:w14="http://schemas.microsoft.com/office/word/2010/wordml" xmlns:w15="http://schemas.microsoft.com/office/word/2012/wordml" xmlns:w16cex="http://schemas.microsoft.com/office/word/2018/wordml/cex" xmlns:w16cid="http://schemas.microsoft.com/office/word/2016/wordml/cid" xmlns:w16="http://schemas.microsoft.com/office/word/2018/wordml" xmlns:w16du="http://schemas.microsoft.com/office/word/2023/wordml/word16du" xmlns:w16sdtdh="http://schemas.microsoft.com/office/word/2020/wordml/sdtdatahash" xmlns:w16sdtfl="http://schemas.microsoft.com/office/word/2024/wordml/sdtformatlock" xmlns:w16se="http://schemas.microsoft.com/office/word/2015/wordml/symex" xmlns:wpg="http://schemas.microsoft.com/office/word/2010/wordprocessingGroup" xmlns:wpi="http://schemas.microsoft.com/office/word/2010/wordprocessingInk" xmlns:wne="http://schemas.microsoft.com/office/word/2006/wordml" xmlns:wps="http://schemas.microsoft.com/office/word/2010/wordprocessingShape" mc:Ignorable="w14 w15 w16se w16cid w16 w16cex w16sdtdh w16sdtfl w16du wp14">
+<w:ftr xmlns:wpc="http://schemas.microsoft.com/office/word/2010/wordprocessingCanvas" xmlns:cx="http://schemas.microsoft.com/office/drawing/2014/chartex" xmlns:cx1="http://schemas.microsoft.com/office/drawing/2015/9/8/chartex" xmlns:cx2="http://schemas.microsoft.com/office/drawing/2015/10/21/chartex" xmlns:cx3="http://schemas.microsoft.com/office/drawing/2016/5/9/chartex" xmlns:cx4="http://schemas.microsoft.com/office/drawing/2016/5/10/chartex" xmlns:cx5="http://schemas.microsoft.com/office/drawing/2016/5/11/chartex" xmlns:cx6="http://schemas.microsoft.com/office/drawing/2016/5/12/chartex" xmlns:cx7="http://schemas.microsoft.com/office/drawing/2016/5/13/chartex" xmlns:cx8="http://schemas.microsoft.com/office/drawing/2016/5/14/chartex" xmlns:mc="http://schemas.openxmlformats.org/markup-compatibility/2006" xmlns:aink="http://schemas.microsoft.com/office/drawing/2016/ink" xmlns:am3d="http://schemas.microsoft.com/office/drawing/2017/model3d" xmlns:o="urn:schemas-microsoft-com:office:office" xmlns:oel="http://schemas.microsoft.com/office/2019/extlst" xmlns:r="http://schemas.openxmlformats.org/officeDocument/2006/relationships" xmlns:m="http://schemas.openxmlformats.org/officeDocument/2006/math" xmlns:v="urn:schemas-microsoft-com:vml" xmlns:wp14="http://schemas.microsoft.com/office/word/2010/wordprocessingDrawing" xmlns:wp="http://schemas.openxmlformats.org/drawingml/2006/wordprocessingDrawing" xmlns:w10="urn:schemas-microsoft-com:office:word" xmlns:w="http://schemas.openxmlformats.org/wordprocessingml/2006/main" xmlns:w14="http://schemas.microsoft.com/office/word/2010/wordml" xmlns:w15="http://schemas.microsoft.com/office/word/2012/wordml" xmlns:w16cei="http://schemas.microsoft.com/office/word/2026/wordml/cei" xmlns:w16cex="http://schemas.microsoft.com/office/word/2018/wordml/cex" xmlns:w16cid="http://schemas.microsoft.com/office/word/2016/wordml/cid" xmlns:w16="http://schemas.microsoft.com/office/word/2018/wordml" xmlns:w16du="http://schemas.microsoft.com/office/word/2023/wordml/word16du" xmlns:w16sdtdh="http://schemas.microsoft.com/office/word/2020/wordml/sdtdatahash" xmlns:w16sdtfl="http://schemas.microsoft.com/office/word/2024/wordml/sdtformatlock" xmlns:w16se="http://schemas.microsoft.com/office/word/2015/wordml/symex" xmlns:wpg="http://schemas.microsoft.com/office/word/2010/wordprocessingGroup" xmlns:wpi="http://schemas.microsoft.com/office/word/2010/wordprocessingInk" xmlns:wne="http://schemas.microsoft.com/office/word/2006/wordml" xmlns:wps="http://schemas.microsoft.com/office/word/2010/wordprocessingShape" mc:Ignorable="w14 w15 w16se w16cid w16 w16cex w16sdtdh w16sdtfl w16du wp14">
   <w:p>
     <w:pPr>
       <w:jc w:val="center"/>
@@ -4565,7 +4971,7 @@
 </file>
 
 <file path=word/footnotes.xml><?xml version="1.0" encoding="utf-8"?>
-<w:footnotes xmlns:wpc="http://schemas.microsoft.com/office/word/2010/wordprocessingCanvas" xmlns:cx="http://schemas.microsoft.com/office/drawing/2014/chartex" xmlns:cx1="http://schemas.microsoft.com/office/drawing/2015/9/8/chartex" xmlns:cx2="http://schemas.microsoft.com/office/drawing/2015/10/21/chartex" xmlns:cx3="http://schemas.microsoft.com/office/drawing/2016/5/9/chartex" xmlns:cx4="http://schemas.microsoft.com/office/drawing/2016/5/10/chartex" xmlns:cx5="http://schemas.microsoft.com/office/drawing/2016/5/11/chartex" xmlns:cx6="http://schemas.microsoft.com/office/drawing/2016/5/12/chartex" xmlns:cx7="http://schemas.microsoft.com/office/drawing/2016/5/13/chartex" xmlns:cx8="http://schemas.microsoft.com/office/drawing/2016/5/14/chartex" xmlns:mc="http://schemas.openxmlformats.org/markup-compatibility/2006" xmlns:aink="http://schemas.microsoft.com/office/drawing/2016/ink" xmlns:am3d="http://schemas.microsoft.com/office/drawing/2017/model3d" xmlns:o="urn:schemas-microsoft-com:office:office" xmlns:oel="http://schemas.microsoft.com/office/2019/extlst" xmlns:r="http://schemas.openxmlformats.org/officeDocument/2006/relationships" xmlns:m="http://schemas.openxmlformats.org/officeDocument/2006/math" xmlns:v="urn:schemas-microsoft-com:vml" xmlns:wp14="http://schemas.microsoft.com/office/word/2010/wordprocessingDrawing" xmlns:wp="http://schemas.openxmlformats.org/drawingml/2006/wordprocessingDrawing" xmlns:w10="urn:schemas-microsoft-com:office:word" xmlns:w="http://schemas.openxmlformats.org/wordprocessingml/2006/main" xmlns:w14="http://schemas.microsoft.com/office/word/2010/wordml" xmlns:w15="http://schemas.microsoft.com/office/word/2012/wordml" xmlns:w16cex="http://schemas.microsoft.com/office/word/2018/wordml/cex" xmlns:w16cid="http://schemas.microsoft.com/office/word/2016/wordml/cid" xmlns:w16="http://schemas.microsoft.com/office/word/2018/wordml" xmlns:w16du="http://schemas.microsoft.com/office/word/2023/wordml/word16du" xmlns:w16sdtdh="http://schemas.microsoft.com/office/word/2020/wordml/sdtdatahash" xmlns:w16sdtfl="http://schemas.microsoft.com/office/word/2024/wordml/sdtformatlock" xmlns:w16se="http://schemas.microsoft.com/office/word/2015/wordml/symex" xmlns:wpg="http://schemas.microsoft.com/office/word/2010/wordprocessingGroup" xmlns:wpi="http://schemas.microsoft.com/office/word/2010/wordprocessingInk" xmlns:wne="http://schemas.microsoft.com/office/word/2006/wordml" xmlns:wps="http://schemas.microsoft.com/office/word/2010/wordprocessingShape" mc:Ignorable="w14 w15 w16se w16cid w16 w16cex w16sdtdh w16sdtfl w16du wp14">
+<w:footnotes xmlns:wpc="http://schemas.microsoft.com/office/word/2010/wordprocessingCanvas" xmlns:cx="http://schemas.microsoft.com/office/drawing/2014/chartex" xmlns:cx1="http://schemas.microsoft.com/office/drawing/2015/9/8/chartex" xmlns:cx2="http://schemas.microsoft.com/office/drawing/2015/10/21/chartex" xmlns:cx3="http://schemas.microsoft.com/office/drawing/2016/5/9/chartex" xmlns:cx4="http://schemas.microsoft.com/office/drawing/2016/5/10/chartex" xmlns:cx5="http://schemas.microsoft.com/office/drawing/2016/5/11/chartex" xmlns:cx6="http://schemas.microsoft.com/office/drawing/2016/5/12/chartex" xmlns:cx7="http://schemas.microsoft.com/office/drawing/2016/5/13/chartex" xmlns:cx8="http://schemas.microsoft.com/office/drawing/2016/5/14/chartex" xmlns:mc="http://schemas.openxmlformats.org/markup-compatibility/2006" xmlns:aink="http://schemas.microsoft.com/office/drawing/2016/ink" xmlns:am3d="http://schemas.microsoft.com/office/drawing/2017/model3d" xmlns:o="urn:schemas-microsoft-com:office:office" xmlns:oel="http://schemas.microsoft.com/office/2019/extlst" xmlns:r="http://schemas.openxmlformats.org/officeDocument/2006/relationships" xmlns:m="http://schemas.openxmlformats.org/officeDocument/2006/math" xmlns:v="urn:schemas-microsoft-com:vml" xmlns:wp14="http://schemas.microsoft.com/office/word/2010/wordprocessingDrawing" xmlns:wp="http://schemas.openxmlformats.org/drawingml/2006/wordprocessingDrawing" xmlns:w10="urn:schemas-microsoft-com:office:word" xmlns:w="http://schemas.openxmlformats.org/wordprocessingml/2006/main" xmlns:w14="http://schemas.microsoft.com/office/word/2010/wordml" xmlns:w15="http://schemas.microsoft.com/office/word/2012/wordml" xmlns:w16cei="http://schemas.microsoft.com/office/word/2026/wordml/cei" xmlns:w16cex="http://schemas.microsoft.com/office/word/2018/wordml/cex" xmlns:w16cid="http://schemas.microsoft.com/office/word/2016/wordml/cid" xmlns:w16="http://schemas.microsoft.com/office/word/2018/wordml" xmlns:w16du="http://schemas.microsoft.com/office/word/2023/wordml/word16du" xmlns:w16sdtdh="http://schemas.microsoft.com/office/word/2020/wordml/sdtdatahash" xmlns:w16sdtfl="http://schemas.microsoft.com/office/word/2024/wordml/sdtformatlock" xmlns:w16se="http://schemas.microsoft.com/office/word/2015/wordml/symex" xmlns:wpg="http://schemas.microsoft.com/office/word/2010/wordprocessingGroup" xmlns:wpi="http://schemas.microsoft.com/office/word/2010/wordprocessingInk" xmlns:wne="http://schemas.microsoft.com/office/word/2006/wordml" xmlns:wps="http://schemas.microsoft.com/office/word/2010/wordprocessingShape" mc:Ignorable="w14 w15 w16se w16cid w16 w16cex w16sdtdh w16sdtfl w16du wp14">
   <w:footnote w:type="separator" w:id="-1">
     <w:p>
       <w:r>
@@ -4584,7 +4990,7 @@
 </file>
 
 <file path=word/header1.xml><?xml version="1.0" encoding="utf-8"?>
-<w:hdr xmlns:wpc="http://schemas.microsoft.com/office/word/2010/wordprocessingCanvas" xmlns:cx="http://schemas.microsoft.com/office/drawing/2014/chartex" xmlns:cx1="http://schemas.microsoft.com/office/drawing/2015/9/8/chartex" xmlns:cx2="http://schemas.microsoft.com/office/drawing/2015/10/21/chartex" xmlns:cx3="http://schemas.microsoft.com/office/drawing/2016/5/9/chartex" xmlns:cx4="http://schemas.microsoft.com/office/drawing/2016/5/10/chartex" xmlns:cx5="http://schemas.microsoft.com/office/drawing/2016/5/11/chartex" xmlns:cx6="http://schemas.microsoft.com/office/drawing/2016/5/12/chartex" xmlns:cx7="http://schemas.microsoft.com/office/drawing/2016/5/13/chartex" xmlns:cx8="http://schemas.microsoft.com/office/drawing/2016/5/14/chartex" xmlns:mc="http://schemas.openxmlformats.org/markup-compatibility/2006" xmlns:aink="http://schemas.microsoft.com/office/drawing/2016/ink" xmlns:am3d="http://schemas.microsoft.com/office/drawing/2017/model3d" xmlns:o="urn:schemas-microsoft-com:office:office" xmlns:oel="http://schemas.microsoft.com/office/2019/extlst" xmlns:r="http://schemas.openxmlformats.org/officeDocument/2006/relationships" xmlns:m="http://schemas.openxmlformats.org/officeDocument/2006/math" xmlns:v="urn:schemas-microsoft-com:vml" xmlns:wp14="http://schemas.microsoft.com/office/word/2010/wordprocessingDrawing" xmlns:wp="http://schemas.openxmlformats.org/drawingml/2006/wordprocessingDrawing" xmlns:w10="urn:schemas-microsoft-com:office:word" xmlns:w="http://schemas.openxmlformats.org/wordprocessingml/2006/main" xmlns:w14="http://schemas.microsoft.com/office/word/2010/wordml" xmlns:w15="http://schemas.microsoft.com/office/word/2012/wordml" xmlns:w16cex="http://schemas.microsoft.com/office/word/2018/wordml/cex" xmlns:w16cid="http://schemas.microsoft.com/office/word/2016/wordml/cid" xmlns:w16="http://schemas.microsoft.com/office/word/2018/wordml" xmlns:w16du="http://schemas.microsoft.com/office/word/2023/wordml/word16du" xmlns:w16sdtdh="http://schemas.microsoft.com/office/word/2020/wordml/sdtdatahash" xmlns:w16sdtfl="http://schemas.microsoft.com/office/word/2024/wordml/sdtformatlock" xmlns:w16se="http://schemas.microsoft.com/office/word/2015/wordml/symex" xmlns:wpg="http://schemas.microsoft.com/office/word/2010/wordprocessingGroup" xmlns:wpi="http://schemas.microsoft.com/office/word/2010/wordprocessingInk" xmlns:wne="http://schemas.microsoft.com/office/word/2006/wordml" xmlns:wps="http://schemas.microsoft.com/office/word/2010/wordprocessingShape" mc:Ignorable="w14 w15 w16se w16cid w16 w16cex w16sdtdh w16sdtfl w16du wp14">
+<w:hdr xmlns:wpc="http://schemas.microsoft.com/office/word/2010/wordprocessingCanvas" xmlns:cx="http://schemas.microsoft.com/office/drawing/2014/chartex" xmlns:cx1="http://schemas.microsoft.com/office/drawing/2015/9/8/chartex" xmlns:cx2="http://schemas.microsoft.com/office/drawing/2015/10/21/chartex" xmlns:cx3="http://schemas.microsoft.com/office/drawing/2016/5/9/chartex" xmlns:cx4="http://schemas.microsoft.com/office/drawing/2016/5/10/chartex" xmlns:cx5="http://schemas.microsoft.com/office/drawing/2016/5/11/chartex" xmlns:cx6="http://schemas.microsoft.com/office/drawing/2016/5/12/chartex" xmlns:cx7="http://schemas.microsoft.com/office/drawing/2016/5/13/chartex" xmlns:cx8="http://schemas.microsoft.com/office/drawing/2016/5/14/chartex" xmlns:mc="http://schemas.openxmlformats.org/markup-compatibility/2006" xmlns:aink="http://schemas.microsoft.com/office/drawing/2016/ink" xmlns:am3d="http://schemas.microsoft.com/office/drawing/2017/model3d" xmlns:o="urn:schemas-microsoft-com:office:office" xmlns:oel="http://schemas.microsoft.com/office/2019/extlst" xmlns:r="http://schemas.openxmlformats.org/officeDocument/2006/relationships" xmlns:m="http://schemas.openxmlformats.org/officeDocument/2006/math" xmlns:v="urn:schemas-microsoft-com:vml" xmlns:wp14="http://schemas.microsoft.com/office/word/2010/wordprocessingDrawing" xmlns:wp="http://schemas.openxmlformats.org/drawingml/2006/wordprocessingDrawing" xmlns:w10="urn:schemas-microsoft-com:office:word" xmlns:w="http://schemas.openxmlformats.org/wordprocessingml/2006/main" xmlns:w14="http://schemas.microsoft.com/office/word/2010/wordml" xmlns:w15="http://schemas.microsoft.com/office/word/2012/wordml" xmlns:w16cei="http://schemas.microsoft.com/office/word/2026/wordml/cei" xmlns:w16cex="http://schemas.microsoft.com/office/word/2018/wordml/cex" xmlns:w16cid="http://schemas.microsoft.com/office/word/2016/wordml/cid" xmlns:w16="http://schemas.microsoft.com/office/word/2018/wordml" xmlns:w16du="http://schemas.microsoft.com/office/word/2023/wordml/word16du" xmlns:w16sdtdh="http://schemas.microsoft.com/office/word/2020/wordml/sdtdatahash" xmlns:w16sdtfl="http://schemas.microsoft.com/office/word/2024/wordml/sdtformatlock" xmlns:w16se="http://schemas.microsoft.com/office/word/2015/wordml/symex" xmlns:wpg="http://schemas.microsoft.com/office/word/2010/wordprocessingGroup" xmlns:wpi="http://schemas.microsoft.com/office/word/2010/wordprocessingInk" xmlns:wne="http://schemas.microsoft.com/office/word/2006/wordml" xmlns:wps="http://schemas.microsoft.com/office/word/2010/wordprocessingShape" mc:Ignorable="w14 w15 w16se w16cid w16 w16cex w16sdtdh w16sdtfl w16du wp14">
   <w:p>
     <w:pPr>
       <w:pBdr>
@@ -4597,7 +5003,7 @@
 </file>
 
 <file path=word/numbering.xml><?xml version="1.0" encoding="utf-8"?>
-<w:numbering xmlns:wpc="http://schemas.microsoft.com/office/word/2010/wordprocessingCanvas" xmlns:cx="http://schemas.microsoft.com/office/drawing/2014/chartex" xmlns:cx1="http://schemas.microsoft.com/office/drawing/2015/9/8/chartex" xmlns:cx2="http://schemas.microsoft.com/office/drawing/2015/10/21/chartex" xmlns:cx3="http://schemas.microsoft.com/office/drawing/2016/5/9/chartex" xmlns:cx4="http://schemas.microsoft.com/office/drawing/2016/5/10/chartex" xmlns:cx5="http://schemas.microsoft.com/office/drawing/2016/5/11/chartex" xmlns:cx6="http://schemas.microsoft.com/office/drawing/2016/5/12/chartex" xmlns:cx7="http://schemas.microsoft.com/office/drawing/2016/5/13/chartex" xmlns:cx8="http://schemas.microsoft.com/office/drawing/2016/5/14/chartex" xmlns:mc="http://schemas.openxmlformats.org/markup-compatibility/2006" xmlns:aink="http://schemas.microsoft.com/office/drawing/2016/ink" xmlns:am3d="http://schemas.microsoft.com/office/drawing/2017/model3d" xmlns:o="urn:schemas-microsoft-com:office:office" xmlns:oel="http://schemas.microsoft.com/office/2019/extlst" xmlns:r="http://schemas.openxmlformats.org/officeDocument/2006/relationships" xmlns:m="http://schemas.openxmlformats.org/officeDocument/2006/math" xmlns:v="urn:schemas-microsoft-com:vml" xmlns:wp14="http://schemas.microsoft.com/office/word/2010/wordprocessingDrawing" xmlns:wp="http://schemas.openxmlformats.org/drawingml/2006/wordprocessingDrawing" xmlns:w10="urn:schemas-microsoft-com:office:word" xmlns:w="http://schemas.openxmlformats.org/wordprocessingml/2006/main" xmlns:w14="http://schemas.microsoft.com/office/word/2010/wordml" xmlns:w15="http://schemas.microsoft.com/office/word/2012/wordml" xmlns:w16cex="http://schemas.microsoft.com/office/word/2018/wordml/cex" xmlns:w16cid="http://schemas.microsoft.com/office/word/2016/wordml/cid" xmlns:w16="http://schemas.microsoft.com/office/word/2018/wordml" xmlns:w16du="http://schemas.microsoft.com/office/word/2023/wordml/word16du" xmlns:w16sdtdh="http://schemas.microsoft.com/office/word/2020/wordml/sdtdatahash" xmlns:w16sdtfl="http://schemas.microsoft.com/office/word/2024/wordml/sdtformatlock" xmlns:w16se="http://schemas.microsoft.com/office/word/2015/wordml/symex" xmlns:wpg="http://schemas.microsoft.com/office/word/2010/wordprocessingGroup" xmlns:wpi="http://schemas.microsoft.com/office/word/2010/wordprocessingInk" xmlns:wne="http://schemas.microsoft.com/office/word/2006/wordml" xmlns:wps="http://schemas.microsoft.com/office/word/2010/wordprocessingShape" mc:Ignorable="w14 w15 w16se w16cid w16 w16cex w16sdtdh w16sdtfl w16du wp14">
+<w:numbering xmlns:wpc="http://schemas.microsoft.com/office/word/2010/wordprocessingCanvas" xmlns:cx="http://schemas.microsoft.com/office/drawing/2014/chartex" xmlns:cx1="http://schemas.microsoft.com/office/drawing/2015/9/8/chartex" xmlns:cx2="http://schemas.microsoft.com/office/drawing/2015/10/21/chartex" xmlns:cx3="http://schemas.microsoft.com/office/drawing/2016/5/9/chartex" xmlns:cx4="http://schemas.microsoft.com/office/drawing/2016/5/10/chartex" xmlns:cx5="http://schemas.microsoft.com/office/drawing/2016/5/11/chartex" xmlns:cx6="http://schemas.microsoft.com/office/drawing/2016/5/12/chartex" xmlns:cx7="http://schemas.microsoft.com/office/drawing/2016/5/13/chartex" xmlns:cx8="http://schemas.microsoft.com/office/drawing/2016/5/14/chartex" xmlns:mc="http://schemas.openxmlformats.org/markup-compatibility/2006" xmlns:aink="http://schemas.microsoft.com/office/drawing/2016/ink" xmlns:am3d="http://schemas.microsoft.com/office/drawing/2017/model3d" xmlns:o="urn:schemas-microsoft-com:office:office" xmlns:oel="http://schemas.microsoft.com/office/2019/extlst" xmlns:r="http://schemas.openxmlformats.org/officeDocument/2006/relationships" xmlns:m="http://schemas.openxmlformats.org/officeDocument/2006/math" xmlns:v="urn:schemas-microsoft-com:vml" xmlns:wp14="http://schemas.microsoft.com/office/word/2010/wordprocessingDrawing" xmlns:wp="http://schemas.openxmlformats.org/drawingml/2006/wordprocessingDrawing" xmlns:w10="urn:schemas-microsoft-com:office:word" xmlns:w="http://schemas.openxmlformats.org/wordprocessingml/2006/main" xmlns:w14="http://schemas.microsoft.com/office/word/2010/wordml" xmlns:w15="http://schemas.microsoft.com/office/word/2012/wordml" xmlns:w16cei="http://schemas.microsoft.com/office/word/2026/wordml/cei" xmlns:w16cex="http://schemas.microsoft.com/office/word/2018/wordml/cex" xmlns:w16cid="http://schemas.microsoft.com/office/word/2016/wordml/cid" xmlns:w16="http://schemas.microsoft.com/office/word/2018/wordml" xmlns:w16du="http://schemas.microsoft.com/office/word/2023/wordml/word16du" xmlns:w16sdtdh="http://schemas.microsoft.com/office/word/2020/wordml/sdtdatahash" xmlns:w16sdtfl="http://schemas.microsoft.com/office/word/2024/wordml/sdtformatlock" xmlns:w16se="http://schemas.microsoft.com/office/word/2015/wordml/symex" xmlns:wpg="http://schemas.microsoft.com/office/word/2010/wordprocessingGroup" xmlns:wpi="http://schemas.microsoft.com/office/word/2010/wordprocessingInk" xmlns:wne="http://schemas.microsoft.com/office/word/2006/wordml" xmlns:wps="http://schemas.microsoft.com/office/word/2010/wordprocessingShape" mc:Ignorable="w14 w15 w16se w16cid w16 w16cex w16sdtdh w16sdtfl w16du wp14">
   <w:abstractNum w:abstractNumId="0" w15:restartNumberingAfterBreak="0">
     <w:nsid w:val="291D738C"/>
     <w:multiLevelType w:val="hybridMultilevel"/>
@@ -5280,7 +5686,6 @@
   <w:style w:type="character" w:default="1" w:styleId="a0">
     <w:name w:val="Default Paragraph Font"/>
     <w:uiPriority w:val="1"/>
-    <w:semiHidden/>
     <w:unhideWhenUsed/>
   </w:style>
   <w:style w:type="table" w:default="1" w:styleId="a1">
